--- a/修正作業_3.docx
+++ b/修正作業_3.docx
@@ -5,7 +5,7 @@
     <w:p>
       <w:pPr>
         <w:rPr>
-          <w:color w:val="000000" w:themeColor="text1"/>
+          <w:color w:val="A6A6A6" w:themeColor="background1" w:themeShade="A6"/>
           <w:sz w:val="24"/>
           <w:szCs w:val="24"/>
           <w:lang w:eastAsia="ja-JP"/>
@@ -14,7 +14,7 @@
       <w:r>
         <w:rPr>
           <w:rFonts w:hint="eastAsia"/>
-          <w:color w:val="000000" w:themeColor="text1"/>
+          <w:color w:val="A6A6A6" w:themeColor="background1" w:themeShade="A6"/>
           <w:sz w:val="24"/>
           <w:szCs w:val="24"/>
           <w:lang w:eastAsia="ja-JP"/>
@@ -24,7 +24,7 @@
       <w:r>
         <w:rPr>
           <w:rFonts w:ascii="MS Gothic" w:eastAsia="MS Gothic" w:hAnsi="MS Gothic" w:cs="MS Gothic" w:hint="eastAsia"/>
-          <w:color w:val="000000" w:themeColor="text1"/>
+          <w:color w:val="A6A6A6" w:themeColor="background1" w:themeShade="A6"/>
           <w:sz w:val="24"/>
           <w:szCs w:val="24"/>
           <w:lang w:eastAsia="ja-JP"/>
@@ -34,7 +34,7 @@
       <w:r>
         <w:rPr>
           <w:rFonts w:ascii="Malgun Gothic" w:eastAsia="Malgun Gothic" w:hAnsi="Malgun Gothic" w:cs="Malgun Gothic" w:hint="eastAsia"/>
-          <w:color w:val="000000" w:themeColor="text1"/>
+          <w:color w:val="A6A6A6" w:themeColor="background1" w:themeShade="A6"/>
           <w:sz w:val="24"/>
           <w:szCs w:val="24"/>
           <w:lang w:eastAsia="ja-JP"/>
@@ -45,7 +45,7 @@
     <w:p>
       <w:pPr>
         <w:rPr>
-          <w:color w:val="000000" w:themeColor="text1"/>
+          <w:color w:val="A6A6A6" w:themeColor="background1" w:themeShade="A6"/>
           <w:sz w:val="24"/>
           <w:szCs w:val="24"/>
           <w:lang w:eastAsia="ja-JP"/>
@@ -53,7 +53,7 @@
       </w:pPr>
       <w:r>
         <w:rPr>
-          <w:color w:val="000000" w:themeColor="text1"/>
+          <w:color w:val="A6A6A6" w:themeColor="background1" w:themeShade="A6"/>
           <w:sz w:val="24"/>
           <w:szCs w:val="24"/>
           <w:lang w:eastAsia="ja-JP"/>
@@ -64,7 +64,7 @@
     <w:p>
       <w:pPr>
         <w:rPr>
-          <w:color w:val="000000" w:themeColor="text1"/>
+          <w:color w:val="A6A6A6" w:themeColor="background1" w:themeShade="A6"/>
           <w:sz w:val="24"/>
           <w:szCs w:val="24"/>
           <w:lang w:eastAsia="ja-JP"/>
@@ -73,7 +73,7 @@
       <w:r>
         <w:rPr>
           <w:rFonts w:hint="eastAsia"/>
-          <w:color w:val="000000" w:themeColor="text1"/>
+          <w:color w:val="A6A6A6" w:themeColor="background1" w:themeShade="A6"/>
           <w:sz w:val="24"/>
           <w:szCs w:val="24"/>
           <w:lang w:eastAsia="ja-JP"/>
@@ -83,7 +83,7 @@
       <w:r>
         <w:rPr>
           <w:rFonts w:ascii="MS Gothic" w:eastAsia="MS Gothic" w:hAnsi="MS Gothic" w:cs="MS Gothic" w:hint="eastAsia"/>
-          <w:color w:val="000000" w:themeColor="text1"/>
+          <w:color w:val="A6A6A6" w:themeColor="background1" w:themeShade="A6"/>
           <w:sz w:val="24"/>
           <w:szCs w:val="24"/>
           <w:lang w:eastAsia="ja-JP"/>
@@ -93,7 +93,7 @@
       <w:r>
         <w:rPr>
           <w:rFonts w:ascii="Malgun Gothic" w:eastAsia="Malgun Gothic" w:hAnsi="Malgun Gothic" w:cs="Malgun Gothic" w:hint="eastAsia"/>
-          <w:color w:val="000000" w:themeColor="text1"/>
+          <w:color w:val="A6A6A6" w:themeColor="background1" w:themeShade="A6"/>
           <w:sz w:val="24"/>
           <w:szCs w:val="24"/>
           <w:lang w:eastAsia="ja-JP"/>
@@ -103,7 +103,7 @@
       <w:r>
         <w:rPr>
           <w:rFonts w:ascii="MS Gothic" w:eastAsia="MS Gothic" w:hAnsi="MS Gothic" w:cs="MS Gothic" w:hint="eastAsia"/>
-          <w:color w:val="000000" w:themeColor="text1"/>
+          <w:color w:val="A6A6A6" w:themeColor="background1" w:themeShade="A6"/>
           <w:sz w:val="24"/>
           <w:szCs w:val="24"/>
           <w:lang w:eastAsia="ja-JP"/>
@@ -113,7 +113,7 @@
       <w:r>
         <w:rPr>
           <w:rFonts w:ascii="Malgun Gothic" w:eastAsia="Malgun Gothic" w:hAnsi="Malgun Gothic" w:cs="Malgun Gothic" w:hint="eastAsia"/>
-          <w:color w:val="000000" w:themeColor="text1"/>
+          <w:color w:val="A6A6A6" w:themeColor="background1" w:themeShade="A6"/>
           <w:sz w:val="24"/>
           <w:szCs w:val="24"/>
           <w:lang w:eastAsia="ja-JP"/>
@@ -123,7 +123,7 @@
       <w:r>
         <w:rPr>
           <w:rFonts w:ascii="MS Gothic" w:eastAsia="MS Gothic" w:hAnsi="MS Gothic" w:cs="MS Gothic" w:hint="eastAsia"/>
-          <w:color w:val="000000" w:themeColor="text1"/>
+          <w:color w:val="A6A6A6" w:themeColor="background1" w:themeShade="A6"/>
           <w:sz w:val="24"/>
           <w:szCs w:val="24"/>
           <w:lang w:eastAsia="ja-JP"/>
@@ -133,7 +133,7 @@
       <w:r>
         <w:rPr>
           <w:rFonts w:ascii="Malgun Gothic" w:eastAsia="Malgun Gothic" w:hAnsi="Malgun Gothic" w:cs="Malgun Gothic" w:hint="eastAsia"/>
-          <w:color w:val="000000" w:themeColor="text1"/>
+          <w:color w:val="A6A6A6" w:themeColor="background1" w:themeShade="A6"/>
           <w:sz w:val="24"/>
           <w:szCs w:val="24"/>
           <w:lang w:eastAsia="ja-JP"/>
@@ -143,7 +143,7 @@
       <w:r>
         <w:rPr>
           <w:rFonts w:ascii="MS Gothic" w:eastAsia="MS Gothic" w:hAnsi="MS Gothic" w:cs="MS Gothic" w:hint="eastAsia"/>
-          <w:color w:val="000000" w:themeColor="text1"/>
+          <w:color w:val="A6A6A6" w:themeColor="background1" w:themeShade="A6"/>
           <w:sz w:val="24"/>
           <w:szCs w:val="24"/>
           <w:lang w:eastAsia="ja-JP"/>
@@ -153,7 +153,7 @@
       <w:r>
         <w:rPr>
           <w:rFonts w:ascii="Malgun Gothic" w:eastAsia="Malgun Gothic" w:hAnsi="Malgun Gothic" w:cs="Malgun Gothic" w:hint="eastAsia"/>
-          <w:color w:val="000000" w:themeColor="text1"/>
+          <w:color w:val="A6A6A6" w:themeColor="background1" w:themeShade="A6"/>
           <w:sz w:val="24"/>
           <w:szCs w:val="24"/>
           <w:lang w:eastAsia="ja-JP"/>
@@ -163,7 +163,7 @@
       <w:r>
         <w:rPr>
           <w:rFonts w:ascii="MS Gothic" w:eastAsia="MS Gothic" w:hAnsi="MS Gothic" w:cs="MS Gothic" w:hint="eastAsia"/>
-          <w:color w:val="000000" w:themeColor="text1"/>
+          <w:color w:val="A6A6A6" w:themeColor="background1" w:themeShade="A6"/>
           <w:sz w:val="24"/>
           <w:szCs w:val="24"/>
           <w:lang w:eastAsia="ja-JP"/>
@@ -173,7 +173,7 @@
       <w:r>
         <w:rPr>
           <w:rFonts w:ascii="Malgun Gothic" w:eastAsia="Malgun Gothic" w:hAnsi="Malgun Gothic" w:cs="Malgun Gothic" w:hint="eastAsia"/>
-          <w:color w:val="000000" w:themeColor="text1"/>
+          <w:color w:val="A6A6A6" w:themeColor="background1" w:themeShade="A6"/>
           <w:sz w:val="24"/>
           <w:szCs w:val="24"/>
           <w:lang w:eastAsia="ja-JP"/>
@@ -184,7 +184,7 @@
     <w:p>
       <w:pPr>
         <w:rPr>
-          <w:color w:val="000000" w:themeColor="text1"/>
+          <w:color w:val="808080" w:themeColor="background1" w:themeShade="80"/>
           <w:sz w:val="24"/>
           <w:szCs w:val="24"/>
           <w:lang w:eastAsia="ja-JP"/>
@@ -193,7 +193,7 @@
       <w:r>
         <w:rPr>
           <w:rFonts w:hint="eastAsia"/>
-          <w:color w:val="000000" w:themeColor="text1"/>
+          <w:color w:val="A6A6A6" w:themeColor="background1" w:themeShade="A6"/>
           <w:sz w:val="24"/>
           <w:szCs w:val="24"/>
           <w:lang w:eastAsia="ja-JP"/>
@@ -202,7 +202,7 @@
       </w:r>
       <w:r>
         <w:rPr>
-          <w:color w:val="000000" w:themeColor="text1"/>
+          <w:color w:val="A6A6A6" w:themeColor="background1" w:themeShade="A6"/>
           <w:sz w:val="24"/>
           <w:szCs w:val="24"/>
           <w:lang w:eastAsia="ja-JP"/>
@@ -212,7 +212,7 @@
       <w:r>
         <w:rPr>
           <w:rFonts w:hint="eastAsia"/>
-          <w:color w:val="000000" w:themeColor="text1"/>
+          <w:color w:val="A6A6A6" w:themeColor="background1" w:themeShade="A6"/>
           <w:sz w:val="24"/>
           <w:szCs w:val="24"/>
           <w:lang w:eastAsia="ja-JP"/>
@@ -222,7 +222,7 @@
       <w:r>
         <w:rPr>
           <w:rFonts w:ascii="MS Gothic" w:eastAsia="MS Gothic" w:hAnsi="MS Gothic" w:cs="MS Gothic" w:hint="eastAsia"/>
-          <w:color w:val="000000" w:themeColor="text1"/>
+          <w:color w:val="A6A6A6" w:themeColor="background1" w:themeShade="A6"/>
           <w:sz w:val="24"/>
           <w:szCs w:val="24"/>
           <w:lang w:eastAsia="ja-JP"/>
@@ -232,12 +232,50 @@
       <w:r>
         <w:rPr>
           <w:rFonts w:ascii="Malgun Gothic" w:eastAsia="Malgun Gothic" w:hAnsi="Malgun Gothic" w:cs="Malgun Gothic" w:hint="eastAsia"/>
-          <w:color w:val="000000" w:themeColor="text1"/>
+          <w:color w:val="A6A6A6" w:themeColor="background1" w:themeShade="A6"/>
           <w:sz w:val="24"/>
           <w:szCs w:val="24"/>
           <w:lang w:eastAsia="ja-JP"/>
         </w:rPr>
         <w:t>像を見ながら３ヶ所修正お願いいたします。</w:t>
+      </w:r>
+    </w:p>
+    <w:p>
+      <w:pPr>
+        <w:spacing w:line="240" w:lineRule="auto"/>
+        <w:rPr>
+          <w:rFonts w:ascii="MS Gothic" w:eastAsia="MS Gothic" w:hAnsi="MS Gothic" w:cs="MS Gothic"/>
+          <w:b/>
+          <w:bCs/>
+          <w:color w:val="4472C4" w:themeColor="accent1"/>
+          <w:sz w:val="24"/>
+          <w:szCs w:val="24"/>
+          <w:lang w:eastAsia="ja-JP"/>
+        </w:rPr>
+      </w:pPr>
+      <w:r>
+        <w:rPr>
+          <w:rFonts w:ascii="Malgun Gothic" w:eastAsia="Yu Mincho" w:hAnsi="Malgun Gothic" w:cs="Malgun Gothic"/>
+          <w:b/>
+          <w:bCs/>
+          <w:color w:val="4472C4" w:themeColor="accent1"/>
+          <w:sz w:val="24"/>
+          <w:szCs w:val="24"/>
+          <w:lang w:eastAsia="ja-JP"/>
+        </w:rPr>
+        <w:t xml:space="preserve">&gt;&gt; </w:t>
+      </w:r>
+      <w:r>
+        <w:rPr>
+          <w:rFonts w:ascii="MS Gothic" w:eastAsia="MS Gothic" w:hAnsi="MS Gothic" w:cs="MS Gothic" w:hint="eastAsia"/>
+          <w:b/>
+          <w:bCs/>
+          <w:color w:val="4472C4" w:themeColor="accent1"/>
+          <w:sz w:val="24"/>
+          <w:szCs w:val="24"/>
+          <w:lang w:eastAsia="ja-JP"/>
+        </w:rPr>
+        <w:t>修正しました。</w:t>
       </w:r>
     </w:p>
     <w:p>
@@ -253,7 +291,7 @@
     <w:p>
       <w:pPr>
         <w:rPr>
-          <w:color w:val="000000" w:themeColor="text1"/>
+          <w:color w:val="A6A6A6" w:themeColor="background1" w:themeShade="A6"/>
           <w:sz w:val="24"/>
           <w:szCs w:val="24"/>
           <w:lang w:eastAsia="ja-JP"/>
@@ -262,7 +300,7 @@
       <w:r>
         <w:rPr>
           <w:rFonts w:hint="eastAsia"/>
-          <w:color w:val="000000" w:themeColor="text1"/>
+          <w:color w:val="A6A6A6" w:themeColor="background1" w:themeShade="A6"/>
           <w:sz w:val="24"/>
           <w:szCs w:val="24"/>
           <w:lang w:eastAsia="ja-JP"/>
@@ -272,7 +310,7 @@
       <w:r>
         <w:rPr>
           <w:rFonts w:ascii="MS Gothic" w:eastAsia="MS Gothic" w:hAnsi="MS Gothic" w:cs="MS Gothic" w:hint="eastAsia"/>
-          <w:color w:val="000000" w:themeColor="text1"/>
+          <w:color w:val="A6A6A6" w:themeColor="background1" w:themeShade="A6"/>
           <w:sz w:val="24"/>
           <w:szCs w:val="24"/>
           <w:lang w:eastAsia="ja-JP"/>
@@ -281,8 +319,8 @@
       </w:r>
       <w:r>
         <w:rPr>
-          <w:rFonts w:ascii="Malgun Gothic" w:eastAsia="Malgun Gothic" w:hAnsi="Malgun Gothic" w:cs="Malgun Gothic" w:hint="eastAsia"/>
-          <w:color w:val="000000" w:themeColor="text1"/>
+          <w:rFonts w:hint="eastAsia"/>
+          <w:color w:val="A6A6A6" w:themeColor="background1" w:themeShade="A6"/>
           <w:sz w:val="24"/>
           <w:szCs w:val="24"/>
           <w:lang w:eastAsia="ja-JP"/>
@@ -293,7 +331,7 @@
     <w:p>
       <w:pPr>
         <w:rPr>
-          <w:color w:val="000000" w:themeColor="text1"/>
+          <w:color w:val="A6A6A6" w:themeColor="background1" w:themeShade="A6"/>
           <w:sz w:val="24"/>
           <w:szCs w:val="24"/>
           <w:lang w:eastAsia="ja-JP"/>
@@ -301,7 +339,7 @@
       </w:pPr>
       <w:r>
         <w:rPr>
-          <w:color w:val="000000" w:themeColor="text1"/>
+          <w:color w:val="A6A6A6" w:themeColor="background1" w:themeShade="A6"/>
           <w:sz w:val="24"/>
           <w:szCs w:val="24"/>
           <w:lang w:eastAsia="ja-JP"/>
@@ -312,7 +350,7 @@
     <w:p>
       <w:pPr>
         <w:rPr>
-          <w:color w:val="000000" w:themeColor="text1"/>
+          <w:color w:val="A6A6A6" w:themeColor="background1" w:themeShade="A6"/>
           <w:sz w:val="24"/>
           <w:szCs w:val="24"/>
           <w:lang w:eastAsia="ja-JP"/>
@@ -321,7 +359,7 @@
       <w:r>
         <w:rPr>
           <w:rFonts w:hint="eastAsia"/>
-          <w:color w:val="000000" w:themeColor="text1"/>
+          <w:color w:val="A6A6A6" w:themeColor="background1" w:themeShade="A6"/>
           <w:sz w:val="24"/>
           <w:szCs w:val="24"/>
           <w:lang w:eastAsia="ja-JP"/>
@@ -330,7 +368,7 @@
       </w:r>
       <w:r>
         <w:rPr>
-          <w:color w:val="000000" w:themeColor="text1"/>
+          <w:color w:val="A6A6A6" w:themeColor="background1" w:themeShade="A6"/>
           <w:sz w:val="24"/>
           <w:szCs w:val="24"/>
           <w:lang w:eastAsia="ja-JP"/>
@@ -340,7 +378,7 @@
       <w:r>
         <w:rPr>
           <w:rFonts w:hint="eastAsia"/>
-          <w:color w:val="000000" w:themeColor="text1"/>
+          <w:color w:val="A6A6A6" w:themeColor="background1" w:themeShade="A6"/>
           <w:sz w:val="24"/>
           <w:szCs w:val="24"/>
           <w:lang w:eastAsia="ja-JP"/>
@@ -349,7 +387,7 @@
       </w:r>
       <w:r>
         <w:rPr>
-          <w:color w:val="000000" w:themeColor="text1"/>
+          <w:color w:val="A6A6A6" w:themeColor="background1" w:themeShade="A6"/>
           <w:sz w:val="24"/>
           <w:szCs w:val="24"/>
           <w:lang w:eastAsia="ja-JP"/>
@@ -359,7 +397,7 @@
       <w:r>
         <w:rPr>
           <w:rFonts w:hint="eastAsia"/>
-          <w:color w:val="000000" w:themeColor="text1"/>
+          <w:color w:val="A6A6A6" w:themeColor="background1" w:themeShade="A6"/>
           <w:sz w:val="24"/>
           <w:szCs w:val="24"/>
           <w:lang w:eastAsia="ja-JP"/>
@@ -369,7 +407,7 @@
       <w:r>
         <w:rPr>
           <w:rFonts w:ascii="MS Gothic" w:eastAsia="MS Gothic" w:hAnsi="MS Gothic" w:cs="MS Gothic" w:hint="eastAsia"/>
-          <w:color w:val="000000" w:themeColor="text1"/>
+          <w:color w:val="A6A6A6" w:themeColor="background1" w:themeShade="A6"/>
           <w:sz w:val="24"/>
           <w:szCs w:val="24"/>
           <w:lang w:eastAsia="ja-JP"/>
@@ -378,8 +416,8 @@
       </w:r>
       <w:r>
         <w:rPr>
-          <w:rFonts w:ascii="Malgun Gothic" w:eastAsia="Malgun Gothic" w:hAnsi="Malgun Gothic" w:cs="Malgun Gothic" w:hint="eastAsia"/>
-          <w:color w:val="000000" w:themeColor="text1"/>
+          <w:rFonts w:hint="eastAsia"/>
+          <w:color w:val="A6A6A6" w:themeColor="background1" w:themeShade="A6"/>
           <w:sz w:val="24"/>
           <w:szCs w:val="24"/>
           <w:lang w:eastAsia="ja-JP"/>
@@ -390,8 +428,7 @@
     <w:p>
       <w:pPr>
         <w:rPr>
-          <w:rFonts w:hint="eastAsia"/>
-          <w:color w:val="000000" w:themeColor="text1"/>
+          <w:color w:val="A6A6A6" w:themeColor="background1" w:themeShade="A6"/>
           <w:sz w:val="24"/>
           <w:szCs w:val="24"/>
           <w:lang w:eastAsia="ja-JP"/>
@@ -400,7 +437,7 @@
       <w:r>
         <w:rPr>
           <w:rFonts w:hint="eastAsia"/>
-          <w:color w:val="000000" w:themeColor="text1"/>
+          <w:color w:val="A6A6A6" w:themeColor="background1" w:themeShade="A6"/>
           <w:sz w:val="24"/>
           <w:szCs w:val="24"/>
           <w:lang w:eastAsia="ja-JP"/>
@@ -410,7 +447,7 @@
       <w:r>
         <w:rPr>
           <w:rFonts w:hint="eastAsia"/>
-          <w:color w:val="000000" w:themeColor="text1"/>
+          <w:color w:val="A6A6A6" w:themeColor="background1" w:themeShade="A6"/>
           <w:sz w:val="24"/>
           <w:szCs w:val="24"/>
           <w:lang w:eastAsia="ja-JP"/>
@@ -421,7 +458,7 @@
     <w:p>
       <w:pPr>
         <w:rPr>
-          <w:color w:val="000000" w:themeColor="text1"/>
+          <w:color w:val="808080" w:themeColor="background1" w:themeShade="80"/>
           <w:sz w:val="24"/>
           <w:szCs w:val="24"/>
           <w:lang w:eastAsia="ja-JP"/>
@@ -430,7 +467,7 @@
       <w:r>
         <w:rPr>
           <w:rFonts w:hint="eastAsia"/>
-          <w:color w:val="000000" w:themeColor="text1"/>
+          <w:color w:val="A6A6A6" w:themeColor="background1" w:themeShade="A6"/>
           <w:sz w:val="24"/>
           <w:szCs w:val="24"/>
           <w:lang w:eastAsia="ja-JP"/>
@@ -440,7 +477,7 @@
       <w:r>
         <w:rPr>
           <w:rFonts w:ascii="MS Gothic" w:eastAsia="MS Gothic" w:hAnsi="MS Gothic" w:cs="MS Gothic" w:hint="eastAsia"/>
-          <w:color w:val="000000" w:themeColor="text1"/>
+          <w:color w:val="A6A6A6" w:themeColor="background1" w:themeShade="A6"/>
           <w:sz w:val="24"/>
           <w:szCs w:val="24"/>
           <w:lang w:eastAsia="ja-JP"/>
@@ -449,8 +486,8 @@
       </w:r>
       <w:r>
         <w:rPr>
-          <w:rFonts w:ascii="Malgun Gothic" w:eastAsia="Malgun Gothic" w:hAnsi="Malgun Gothic" w:cs="Malgun Gothic" w:hint="eastAsia"/>
-          <w:color w:val="000000" w:themeColor="text1"/>
+          <w:rFonts w:hint="eastAsia"/>
+          <w:color w:val="A6A6A6" w:themeColor="background1" w:themeShade="A6"/>
           <w:sz w:val="24"/>
           <w:szCs w:val="24"/>
           <w:lang w:eastAsia="ja-JP"/>
@@ -460,11 +497,41 @@
     </w:p>
     <w:p>
       <w:pPr>
-        <w:rPr>
-          <w:color w:val="000000" w:themeColor="text1"/>
+        <w:spacing w:line="240" w:lineRule="auto"/>
+        <w:rPr>
+          <w:rFonts w:ascii="MS Gothic" w:eastAsia="MS Gothic" w:hAnsi="MS Gothic" w:cs="MS Gothic"/>
+          <w:b/>
+          <w:bCs/>
+          <w:color w:val="4472C4" w:themeColor="accent1"/>
+          <w:sz w:val="24"/>
+          <w:szCs w:val="24"/>
           <w:lang w:eastAsia="ja-JP"/>
         </w:rPr>
       </w:pPr>
+      <w:r>
+        <w:rPr>
+          <w:rFonts w:ascii="Malgun Gothic" w:eastAsia="Yu Mincho" w:hAnsi="Malgun Gothic" w:cs="Malgun Gothic"/>
+          <w:b/>
+          <w:bCs/>
+          <w:color w:val="4472C4" w:themeColor="accent1"/>
+          <w:sz w:val="24"/>
+          <w:szCs w:val="24"/>
+          <w:lang w:eastAsia="ja-JP"/>
+        </w:rPr>
+        <w:t xml:space="preserve">&gt;&gt; </w:t>
+      </w:r>
+      <w:r>
+        <w:rPr>
+          <w:rFonts w:ascii="MS Gothic" w:eastAsia="MS Gothic" w:hAnsi="MS Gothic" w:cs="MS Gothic" w:hint="eastAsia"/>
+          <w:b/>
+          <w:bCs/>
+          <w:color w:val="4472C4" w:themeColor="accent1"/>
+          <w:sz w:val="24"/>
+          <w:szCs w:val="24"/>
+          <w:lang w:eastAsia="ja-JP"/>
+        </w:rPr>
+        <w:t>修正しました。</w:t>
+      </w:r>
     </w:p>
     <w:sectPr>
       <w:pgSz w:w="11906" w:h="16838" w:code="9"/>
